--- a/data/ai_paras/AI_para_135.docx
+++ b/data/ai_paras/AI_para_135.docx
@@ -4,7 +4,7 @@
   <w:body>
     <w:p>
       <w:r>
-        <w:t>The management of skin aging involves a variety of treatment options, including topical treatments, dermatological procedures, and emerging technologies. Topical treatments, such as retinoids and hyaluronic acid, are widely used to enhance skin texture and promote collagen production, thereby reducing the appearance of wrinkles and fine lines (Lee et al., 2020). Dermatological procedures, including laser therapy and chemical peels, offer more intensive interventions by resurfacing the skin and stimulating cellular regeneration, which can lead to a more youthful appearance (Lee et al., 2020). Meanwhile, emerging technologies, like microneedling and radiofrequency devices, provide innovative approaches by targeting deeper skin layers to improve firmness and elasticity through controlled injury and heat application (Lee et al., 2020). These diverse treatment and intervention options highlight the advancements in dermatological care, offering multiple pathways to manage the signs of skin aging effectively and enhance overall skin health.</w:t>
+        <w:t>Skin aging is principally driven by biological mechanisms involving the degradation of collagen and a reduction in cell regeneration capacity. Collagen, a fundamental protein providing structural integrity to the skin, diminishes with age, leading to decreased firmness and the formation of wrinkles (Ref-s181874). This process is compounded by a decline in fibroblast activity, which is critical for producing collagen and other essential components of the skin matrix (Ref-s181874). Additionally, the regenerative ability of skin cells decreases, resulting in slower turnover and the accumulation of damaged cells, further affecting the skin's appearance and resilience (Ref-s181874). These intrinsic changes are pivotal in understanding the onset of skin aging, as they compromise the skin’s ability to repair itself, making it more susceptible to external stressors and contributing to the visible signs associated with aging.</w:t>
       </w:r>
     </w:p>
     <w:sectPr>
